--- a/assignment/report/0NF.docx
+++ b/assignment/report/0NF.docx
@@ -1,6 +1,6 @@
 
 <file path=word/document.xml><?xml version="1.0" encoding="utf-8"?>
-<w:document xmlns:wpc="http://schemas.microsoft.com/office/word/2010/wordprocessingCanvas" xmlns:cx="http://schemas.microsoft.com/office/drawing/2014/chartex" xmlns:cx1="http://schemas.microsoft.com/office/drawing/2015/9/8/chartex" xmlns:cx2="http://schemas.microsoft.com/office/drawing/2015/10/21/chartex" xmlns:cx3="http://schemas.microsoft.com/office/drawing/2016/5/9/chartex" xmlns:cx4="http://schemas.microsoft.com/office/drawing/2016/5/10/chartex" xmlns:cx5="http://schemas.microsoft.com/office/drawing/2016/5/11/chartex" xmlns:cx6="http://schemas.microsoft.com/office/drawing/2016/5/12/chartex" xmlns:cx7="http://schemas.microsoft.com/office/drawing/2016/5/13/chartex" xmlns:cx8="http://schemas.microsoft.com/office/drawing/2016/5/14/chartex" xmlns:mc="http://schemas.openxmlformats.org/markup-compatibility/2006" xmlns:aink="http://schemas.microsoft.com/office/drawing/2016/ink" xmlns:am3d="http://schemas.microsoft.com/office/drawing/2017/model3d" xmlns:o="urn:schemas-microsoft-com:office:office" xmlns:oel="http://schemas.microsoft.com/office/2019/extlst" xmlns:r="http://schemas.openxmlformats.org/officeDocument/2006/relationships" xmlns:m="http://schemas.openxmlformats.org/officeDocument/2006/math" xmlns:v="urn:schemas-microsoft-com:vml" xmlns:wp14="http://schemas.microsoft.com/office/word/2010/wordprocessingDrawing" xmlns:wp="http://schemas.openxmlformats.org/drawingml/2006/wordprocessingDrawing" xmlns:w10="urn:schemas-microsoft-com:office:word" xmlns:w="http://schemas.openxmlformats.org/wordprocessingml/2006/main" xmlns:w14="http://schemas.microsoft.com/office/word/2010/wordml" xmlns:w15="http://schemas.microsoft.com/office/word/2012/wordml" xmlns:w16cex="http://schemas.microsoft.com/office/word/2018/wordml/cex" xmlns:w16cid="http://schemas.microsoft.com/office/word/2016/wordml/cid" xmlns:w16="http://schemas.microsoft.com/office/word/2018/wordml" xmlns:w16du="http://schemas.microsoft.com/office/word/2023/wordml/word16du" xmlns:w16sdtdh="http://schemas.microsoft.com/office/word/2020/wordml/sdtdatahash" xmlns:w16sdtfl="http://schemas.microsoft.com/office/word/2024/wordml/sdtformatlock" xmlns:w16se="http://schemas.microsoft.com/office/word/2015/wordml/symex" xmlns:wpg="http://schemas.microsoft.com/office/word/2010/wordprocessingGroup" xmlns:wpi="http://schemas.microsoft.com/office/word/2010/wordprocessingInk" xmlns:wne="http://schemas.microsoft.com/office/word/2006/wordml" xmlns:wps="http://schemas.microsoft.com/office/word/2010/wordprocessingShape" mc:Ignorable="w14 w15 w16se w16cid w16 w16cex w16sdtdh w16sdtfl w16du wp14">
+<w:document xmlns:wpc="http://schemas.microsoft.com/office/word/2010/wordprocessingCanvas" xmlns:cx="http://schemas.microsoft.com/office/drawing/2014/chartex" xmlns:cx1="http://schemas.microsoft.com/office/drawing/2015/9/8/chartex" xmlns:cx2="http://schemas.microsoft.com/office/drawing/2015/10/21/chartex" xmlns:cx3="http://schemas.microsoft.com/office/drawing/2016/5/9/chartex" xmlns:cx4="http://schemas.microsoft.com/office/drawing/2016/5/10/chartex" xmlns:cx5="http://schemas.microsoft.com/office/drawing/2016/5/11/chartex" xmlns:cx6="http://schemas.microsoft.com/office/drawing/2016/5/12/chartex" xmlns:cx7="http://schemas.microsoft.com/office/drawing/2016/5/13/chartex" xmlns:cx8="http://schemas.microsoft.com/office/drawing/2016/5/14/chartex" xmlns:mc="http://schemas.openxmlformats.org/markup-compatibility/2006" xmlns:aink="http://schemas.microsoft.com/office/drawing/2016/ink" xmlns:am3d="http://schemas.microsoft.com/office/drawing/2017/model3d" xmlns:o="urn:schemas-microsoft-com:office:office" xmlns:oel="http://schemas.microsoft.com/office/2019/extlst" xmlns:r="http://schemas.openxmlformats.org/officeDocument/2006/relationships" xmlns:m="http://schemas.openxmlformats.org/officeDocument/2006/math" xmlns:v="urn:schemas-microsoft-com:vml" xmlns:wp14="http://schemas.microsoft.com/office/word/2010/wordprocessingDrawing" xmlns:wp="http://schemas.openxmlformats.org/drawingml/2006/wordprocessingDrawing" xmlns:w10="urn:schemas-microsoft-com:office:word" xmlns:w="http://schemas.openxmlformats.org/wordprocessingml/2006/main" xmlns:w14="http://schemas.microsoft.com/office/word/2010/wordml" xmlns:w15="http://schemas.microsoft.com/office/word/2012/wordml" xmlns:w16cex="http://schemas.microsoft.com/office/word/2018/wordml/cex" xmlns:w16cid="http://schemas.microsoft.com/office/word/2016/wordml/cid" xmlns:w16="http://schemas.microsoft.com/office/word/2018/wordml" xmlns:w16du="http://schemas.microsoft.com/office/word/2023/wordml/word16du" xmlns:w16sdtdh="http://schemas.microsoft.com/office/word/2020/wordml/sdtdatahash" xmlns:w16se="http://schemas.microsoft.com/office/word/2015/wordml/symex" xmlns:wpg="http://schemas.microsoft.com/office/word/2010/wordprocessingGroup" xmlns:wpi="http://schemas.microsoft.com/office/word/2010/wordprocessingInk" xmlns:wne="http://schemas.microsoft.com/office/word/2006/wordml" xmlns:wps="http://schemas.microsoft.com/office/word/2010/wordprocessingShape" mc:Ignorable="w14 w15 w16se w16cid w16 w16cex w16sdtdh w16du wp14">
   <w:body>
     <w:p>
       <w:pPr>
@@ -179,6 +179,290 @@
         </w:drawing>
       </w:r>
     </w:p>
+    <w:p>
+      <w:pPr>
+        <w:jc w:val="center"/>
+        <w:rPr>
+          <w:b/>
+          <w:bCs/>
+        </w:rPr>
+      </w:pPr>
+      <w:r>
+        <w:rPr>
+          <w:b/>
+          <w:bCs/>
+        </w:rPr>
+        <w:lastRenderedPageBreak/>
+        <w:t>UPDATED VERSION BELOW (NEEDS REWRITING)</w:t>
+      </w:r>
+    </w:p>
+    <w:p>
+      <w:pPr>
+        <w:rPr>
+          <w:b/>
+          <w:bCs/>
+        </w:rPr>
+      </w:pPr>
+    </w:p>
+    <w:p>
+      <w:r>
+        <w:t xml:space="preserve">The </w:t>
+      </w:r>
+      <w:r>
+        <w:rPr>
+          <w:b/>
+          <w:bCs/>
+        </w:rPr>
+        <w:t>0NF (Unnormalized Form) table</w:t>
+      </w:r>
+      <w:r>
+        <w:t xml:space="preserve"> represents the initial structure of the database before normalization. It contains all relevant data for user accounts, including account details (ID, name, email, profile picture, password), social interactions (friends, chats, sent messages), game-related attributes (owned games, multiplayer games, banned games), and reviews. However, this structure </w:t>
+      </w:r>
+      <w:r>
+        <w:rPr>
+          <w:b/>
+          <w:bCs/>
+        </w:rPr>
+        <w:t>violates the principles of relational database design</w:t>
+      </w:r>
+      <w:r>
+        <w:t xml:space="preserve"> due to </w:t>
+      </w:r>
+      <w:r>
+        <w:rPr>
+          <w:b/>
+          <w:bCs/>
+        </w:rPr>
+        <w:t>repeating groups, multi-valued attributes, and nested structures</w:t>
+      </w:r>
+      <w:r>
+        <w:t>.</w:t>
+      </w:r>
+    </w:p>
+    <w:p/>
+    <w:p>
+      <w:r>
+        <w:t>For example:</w:t>
+      </w:r>
+    </w:p>
+    <w:p>
+      <w:r>
+        <w:t xml:space="preserve">• The </w:t>
+      </w:r>
+      <w:r>
+        <w:rPr>
+          <w:b/>
+          <w:bCs/>
+        </w:rPr>
+        <w:t>“friends”</w:t>
+      </w:r>
+      <w:r>
+        <w:t xml:space="preserve"> column stores multiple friend names in a single field instead of using separate records.</w:t>
+      </w:r>
+    </w:p>
+    <w:p>
+      <w:r>
+        <w:t xml:space="preserve">• The </w:t>
+      </w:r>
+      <w:r>
+        <w:rPr>
+          <w:b/>
+          <w:bCs/>
+        </w:rPr>
+        <w:t>“</w:t>
+      </w:r>
+      <w:proofErr w:type="spellStart"/>
+      <w:r>
+        <w:rPr>
+          <w:b/>
+          <w:bCs/>
+        </w:rPr>
+        <w:t>sent_messages</w:t>
+      </w:r>
+      <w:proofErr w:type="spellEnd"/>
+      <w:r>
+        <w:rPr>
+          <w:b/>
+          <w:bCs/>
+        </w:rPr>
+        <w:t>”</w:t>
+      </w:r>
+      <w:r>
+        <w:t xml:space="preserve"> column contains JSON-like objects, making it difficult to query individual messages efficiently.</w:t>
+      </w:r>
+    </w:p>
+    <w:p>
+      <w:r>
+        <w:t xml:space="preserve">• The </w:t>
+      </w:r>
+      <w:r>
+        <w:rPr>
+          <w:b/>
+          <w:bCs/>
+        </w:rPr>
+        <w:t>“</w:t>
+      </w:r>
+      <w:proofErr w:type="spellStart"/>
+      <w:r>
+        <w:rPr>
+          <w:b/>
+          <w:bCs/>
+        </w:rPr>
+        <w:t>owned_games</w:t>
+      </w:r>
+      <w:proofErr w:type="spellEnd"/>
+      <w:r>
+        <w:rPr>
+          <w:b/>
+          <w:bCs/>
+        </w:rPr>
+        <w:t>”</w:t>
+      </w:r>
+      <w:r>
+        <w:t xml:space="preserve"> and </w:t>
+      </w:r>
+      <w:r>
+        <w:rPr>
+          <w:b/>
+          <w:bCs/>
+        </w:rPr>
+        <w:t>“</w:t>
+      </w:r>
+      <w:proofErr w:type="spellStart"/>
+      <w:r>
+        <w:rPr>
+          <w:b/>
+          <w:bCs/>
+        </w:rPr>
+        <w:t>multiplayer_games</w:t>
+      </w:r>
+      <w:proofErr w:type="spellEnd"/>
+      <w:r>
+        <w:rPr>
+          <w:b/>
+          <w:bCs/>
+        </w:rPr>
+        <w:t>”</w:t>
+      </w:r>
+      <w:r>
+        <w:t xml:space="preserve"> columns list multiple game titles in a single field rather than linking to a proper game entity.</w:t>
+      </w:r>
+    </w:p>
+    <w:p>
+      <w:r>
+        <w:t xml:space="preserve">• The </w:t>
+      </w:r>
+      <w:r>
+        <w:rPr>
+          <w:b/>
+          <w:bCs/>
+        </w:rPr>
+        <w:t>“</w:t>
+      </w:r>
+      <w:proofErr w:type="spellStart"/>
+      <w:r>
+        <w:rPr>
+          <w:b/>
+          <w:bCs/>
+        </w:rPr>
+        <w:t>review_for_game</w:t>
+      </w:r>
+      <w:proofErr w:type="spellEnd"/>
+      <w:r>
+        <w:rPr>
+          <w:b/>
+          <w:bCs/>
+        </w:rPr>
+        <w:t>”</w:t>
+      </w:r>
+      <w:r>
+        <w:t xml:space="preserve"> column stores structured data (game name, review text, reviewer) within a single field, which should instead be decomposed into a separate review table.</w:t>
+      </w:r>
+    </w:p>
+    <w:p/>
+    <w:p>
+      <w:r>
+        <w:t xml:space="preserve">This structure leads to </w:t>
+      </w:r>
+      <w:r>
+        <w:rPr>
+          <w:b/>
+          <w:bCs/>
+        </w:rPr>
+        <w:t>data redundancy, difficulties in enforcing constraints, and inefficient querying</w:t>
+      </w:r>
+      <w:r>
+        <w:t xml:space="preserve">, which will be resolved through the normalization process. The next steps involve </w:t>
+      </w:r>
+      <w:r>
+        <w:rPr>
+          <w:b/>
+          <w:bCs/>
+        </w:rPr>
+        <w:t>breaking down these attributes into separate tables</w:t>
+      </w:r>
+      <w:r>
+        <w:t>, ensuring each field contains atomic values, and establishing proper relationships between entities.</w:t>
+      </w:r>
+    </w:p>
+    <w:p>
+      <w:r>
+        <w:rPr>
+          <w:noProof/>
+        </w:rPr>
+        <w:drawing>
+          <wp:inline distT="0" distB="0" distL="0" distR="0" wp14:anchorId="6B08CD67" wp14:editId="34E27AB0">
+            <wp:extent cx="5731510" cy="678180"/>
+            <wp:effectExtent l="0" t="0" r="0" b="0"/>
+            <wp:docPr id="966891770" name="Picture 1"/>
+            <wp:cNvGraphicFramePr>
+              <a:graphicFrameLocks xmlns:a="http://schemas.openxmlformats.org/drawingml/2006/main" noChangeAspect="1"/>
+            </wp:cNvGraphicFramePr>
+            <a:graphic xmlns:a="http://schemas.openxmlformats.org/drawingml/2006/main">
+              <a:graphicData uri="http://schemas.openxmlformats.org/drawingml/2006/picture">
+                <pic:pic xmlns:pic="http://schemas.openxmlformats.org/drawingml/2006/picture">
+                  <pic:nvPicPr>
+                    <pic:cNvPr id="966891770" name="Picture 966891770"/>
+                    <pic:cNvPicPr/>
+                  </pic:nvPicPr>
+                  <pic:blipFill>
+                    <a:blip r:embed="rId6" cstate="print">
+                      <a:extLst>
+                        <a:ext uri="{28A0092B-C50C-407E-A947-70E740481C1C}">
+                          <a14:useLocalDpi xmlns:a14="http://schemas.microsoft.com/office/drawing/2010/main" val="0"/>
+                        </a:ext>
+                      </a:extLst>
+                    </a:blip>
+                    <a:stretch>
+                      <a:fillRect/>
+                    </a:stretch>
+                  </pic:blipFill>
+                  <pic:spPr>
+                    <a:xfrm>
+                      <a:off x="0" y="0"/>
+                      <a:ext cx="5731510" cy="678180"/>
+                    </a:xfrm>
+                    <a:prstGeom prst="rect">
+                      <a:avLst/>
+                    </a:prstGeom>
+                  </pic:spPr>
+                </pic:pic>
+              </a:graphicData>
+            </a:graphic>
+          </wp:inline>
+        </w:drawing>
+      </w:r>
+    </w:p>
+    <w:p/>
+    <w:p>
+      <w:pPr>
+        <w:jc w:val="center"/>
+        <w:rPr>
+          <w:b/>
+          <w:bCs/>
+        </w:rPr>
+      </w:pPr>
+    </w:p>
     <w:sectPr>
       <w:pgSz w:w="11906" w:h="16838"/>
       <w:pgMar w:top="1440" w:right="1440" w:bottom="1440" w:left="1440" w:header="708" w:footer="708" w:gutter="0"/>
@@ -190,7 +474,7 @@
 </file>
 
 <file path=word/styles.xml><?xml version="1.0" encoding="utf-8"?>
-<w:styles xmlns:mc="http://schemas.openxmlformats.org/markup-compatibility/2006" xmlns:r="http://schemas.openxmlformats.org/officeDocument/2006/relationships" xmlns:w="http://schemas.openxmlformats.org/wordprocessingml/2006/main" xmlns:w14="http://schemas.microsoft.com/office/word/2010/wordml" xmlns:w15="http://schemas.microsoft.com/office/word/2012/wordml" xmlns:w16cex="http://schemas.microsoft.com/office/word/2018/wordml/cex" xmlns:w16cid="http://schemas.microsoft.com/office/word/2016/wordml/cid" xmlns:w16="http://schemas.microsoft.com/office/word/2018/wordml" xmlns:w16du="http://schemas.microsoft.com/office/word/2023/wordml/word16du" xmlns:w16sdtdh="http://schemas.microsoft.com/office/word/2020/wordml/sdtdatahash" xmlns:w16sdtfl="http://schemas.microsoft.com/office/word/2024/wordml/sdtformatlock" xmlns:w16se="http://schemas.microsoft.com/office/word/2015/wordml/symex" mc:Ignorable="w14 w15 w16se w16cid w16 w16cex w16sdtdh w16sdtfl w16du">
+<w:styles xmlns:mc="http://schemas.openxmlformats.org/markup-compatibility/2006" xmlns:r="http://schemas.openxmlformats.org/officeDocument/2006/relationships" xmlns:w="http://schemas.openxmlformats.org/wordprocessingml/2006/main" xmlns:w14="http://schemas.microsoft.com/office/word/2010/wordml" xmlns:w15="http://schemas.microsoft.com/office/word/2012/wordml" xmlns:w16cex="http://schemas.microsoft.com/office/word/2018/wordml/cex" xmlns:w16cid="http://schemas.microsoft.com/office/word/2016/wordml/cid" xmlns:w16="http://schemas.microsoft.com/office/word/2018/wordml" xmlns:w16du="http://schemas.microsoft.com/office/word/2023/wordml/word16du" xmlns:w16sdtdh="http://schemas.microsoft.com/office/word/2020/wordml/sdtdatahash" xmlns:w16se="http://schemas.microsoft.com/office/word/2015/wordml/symex" mc:Ignorable="w14 w15 w16se w16cid w16 w16cex w16sdtdh w16du">
   <w:docDefaults>
     <w:rPrDefault>
       <w:rPr>
@@ -792,7 +1076,6 @@
   <w:style w:type="character" w:default="1" w:styleId="DefaultParagraphFont">
     <w:name w:val="Default Paragraph Font"/>
     <w:uiPriority w:val="1"/>
-    <w:semiHidden/>
     <w:unhideWhenUsed/>
   </w:style>
   <w:style w:type="table" w:default="1" w:styleId="TableNormal">
